--- a/tillsyn/A 26552-2026 tillsynsbegäran.docx
+++ b/tillsyn/A 26552-2026 tillsynsbegäran.docx
@@ -1639,7 +1639,7 @@
     <w:r>
       <w:tab/>
       <w:tab/>
-      <w:t>2026-09-14</w:t>
+      <w:t>2026-09-15</w:t>
       <w:br/>
       <w:br/>
     </w:r>

--- a/tillsyn/A 26552-2026 tillsynsbegäran.docx
+++ b/tillsyn/A 26552-2026 tillsynsbegäran.docx
@@ -1639,7 +1639,7 @@
     <w:r>
       <w:tab/>
       <w:tab/>
-      <w:t>2026-09-15</w:t>
+      <w:t>2026-09-16</w:t>
       <w:br/>
       <w:br/>
     </w:r>

--- a/tillsyn/A 26552-2026 tillsynsbegäran.docx
+++ b/tillsyn/A 26552-2026 tillsynsbegäran.docx
@@ -1639,7 +1639,7 @@
     <w:r>
       <w:tab/>
       <w:tab/>
-      <w:t>2026-09-16</w:t>
+      <w:t>2026-09-17</w:t>
       <w:br/>
       <w:br/>
     </w:r>

--- a/tillsyn/A 26552-2026 tillsynsbegäran.docx
+++ b/tillsyn/A 26552-2026 tillsynsbegäran.docx
@@ -1639,7 +1639,7 @@
     <w:r>
       <w:tab/>
       <w:tab/>
-      <w:t>2026-09-17</w:t>
+      <w:t>2026-09-18</w:t>
       <w:br/>
       <w:br/>
     </w:r>

--- a/tillsyn/A 26552-2026 tillsynsbegäran.docx
+++ b/tillsyn/A 26552-2026 tillsynsbegäran.docx
@@ -1639,7 +1639,7 @@
     <w:r>
       <w:tab/>
       <w:tab/>
-      <w:t>2026-09-18</w:t>
+      <w:t>2026-09-19</w:t>
       <w:br/>
       <w:br/>
     </w:r>

--- a/tillsyn/A 26552-2026 tillsynsbegäran.docx
+++ b/tillsyn/A 26552-2026 tillsynsbegäran.docx
@@ -22,7 +22,7 @@
       <w:r>
         <w:drawing>
           <wp:inline xmlns:a="http://schemas.openxmlformats.org/drawingml/2006/main" xmlns:pic="http://schemas.openxmlformats.org/drawingml/2006/picture">
-            <wp:extent cx="5486400" cy="4502242"/>
+            <wp:extent cx="5486400" cy="4613478"/>
             <wp:docPr id="1" name="Picture 1"/>
             <wp:cNvGraphicFramePr>
               <a:graphicFrameLocks noChangeAspect="1"/>
@@ -43,7 +43,7 @@
                   <pic:spPr>
                     <a:xfrm>
                       <a:off x="0" y="0"/>
-                      <a:ext cx="5486400" cy="4502242"/>
+                      <a:ext cx="5486400" cy="4613478"/>
                     </a:xfrm>
                     <a:prstGeom prst="rect"/>
                   </pic:spPr>
@@ -65,7 +65,7 @@
     </w:p>
     <w:p>
       <w:r>
-        <w:t>I och inom 20 meter från avverkningsanmälan finns fynd av 22 naturvårdsarter, varav 4 är rödlistade, 9 är fridlysta, 18 är typiska (T) och 9 är signalarter (S): skogsalm (EN), knärot (VU, T, §8), sårläka (NT, T), vårärt (NT, T), granbarkgnagare (S, T), grön sköldmossa (S, T, §8), grönpyrola (S, T), skogsknipprot (S, T, §8), stor aspticka (S, T), stubbspretmossa (S, T), stuplav (S, T), tibast (S, T), tvåblad (S, §8), blåsippa (T, §9), brudborste (T), ekbräken (T), kransmossa (T), ormbär (T), spillkråka (T, §4), tofsmes (T, §4), nattviol (§8) och revlummer (§9). Se Figur 1.</w:t>
+        <w:t>I och inom 20 meter från avverkningsanmälan finns fynd av 24 naturvårdsarter, varav 6 är rödlistade, 9 är fridlysta, 19 är typiska (T) och 9 är signalarter (S): skogsalm (EN), knärot (VU, T, §8), dropptaggsvamp (NT, T), fjällig taggsvamp s.str. (NT), sårläka (NT, T), vårärt (NT, T), granbarkgnagare (S, T), grön sköldmossa (S, T, §8), grönpyrola (S, T), skogsknipprot (S, T, §8), stor aspticka (S, T), stubbspretmossa (S, T), stuplav (S, T), tibast (S, T), tvåblad (S, §8), blåsippa (T, §9), brudborste (T), ekbräken (T), kransmossa (T), ormbär (T), spillkråka (T, §4), tofsmes (T, §4), nattviol (§8) och revlummer (§9). Se Figur 1.</w:t>
       </w:r>
     </w:p>
     <w:p>
@@ -209,6 +209,37 @@
         <w:rPr>
           <w:b/>
         </w:rPr>
+        <w:t>Dropptaggsvamp (NT)</w:t>
+      </w:r>
+      <w:r>
+        <w:t xml:space="preserve"> bildar mykorrhiza med tall, främst i barrskog med trädkontinuitet, i magra, torra och ljusöppna lavtallskogar och i barrblandskogar med friskmossor och lingon i fältskiktet. Den totala populationen i landet har minskat och bedöms fortsätta minska till följd av slutavverkningar av tallskog. Det är högst oklart om arten långsiktigt kan etablera och reproducera sig i skogsbestånd som brukas med trakthyggesmetoder, markberedning, gödsling eller föryngring med förädlat plantmaterial. Uppfyller kriterierna för att bli rödlistad på grund av ny kunskap som visar att en större andel av populationen än tidigare bedömt är knuten till kontinuitetsbarrskog. Minskningstakten för den svenska populationen bedöms vara nära gränsvärdet för Sårbar (VU). Dropptaggsvamp är typisk art för </w:t>
+      </w:r>
+      <w:r>
+        <w:rPr>
+          <w:i/>
+        </w:rPr>
+        <w:t xml:space="preserve">9010 Taiga </w:t>
+      </w:r>
+      <w:r>
+        <w:t>(SLU Artdatabanken, 2026).</w:t>
+      </w:r>
+    </w:p>
+    <w:p>
+      <w:r>
+        <w:rPr>
+          <w:b/>
+        </w:rPr>
+        <w:t>Fjällig taggsvamp s.str. (NT)</w:t>
+      </w:r>
+      <w:r>
+        <w:t xml:space="preserve"> bildar mykorrhiza med gran i granskog och barrblandskog, främst på frisk näringsrik mark i äldre skog med lång trädkontinuitet. Den totala populationen i landet har minskat och bedöms fortsätta minska till följd av avverkning av äldre barrskogar. Minskningstakten för den svenska populationen bedöms vara nära gränsvärdet för sårbar (VU) (SLU Artdatabanken, 2026).</w:t>
+      </w:r>
+    </w:p>
+    <w:p>
+      <w:r>
+        <w:rPr>
+          <w:b/>
+        </w:rPr>
         <w:t>Sårläka (NT)</w:t>
       </w:r>
       <w:r>
@@ -698,7 +729,7 @@
     </w:p>
     <w:p>
       <w:r>
-        <w:t>Följande typiska arter har sina livsmiljöer och växtplatser i den avverkningsanmälda skogen: knärot (VU, T, §8), sårläka (NT, T), vårärt (NT, T), granbarkgnagare (S, T), grön sköldmossa (S, T, §8), grönpyrola (S, T), skogsknipprot (S, T, §8), stor aspticka (S, T), stubbspretmossa (S, T), stuplav (S, T), tibast (S, T), blåsippa (T, §9), brudborste (T), ekbräken (T), kransmossa (T), ormbär (T), spillkråka (T, §4) och tofsmes (T, §4).</w:t>
+        <w:t>Följande typiska arter har sina livsmiljöer och växtplatser i den avverkningsanmälda skogen: knärot (VU, T, §8), dropptaggsvamp (NT, T), sårläka (NT, T), vårärt (NT, T), granbarkgnagare (S, T), grön sköldmossa (S, T, §8), grönpyrola (S, T), skogsknipprot (S, T, §8), stor aspticka (S, T), stubbspretmossa (S, T), stuplav (S, T), tibast (S, T), blåsippa (T, §9), brudborste (T), ekbräken (T), kransmossa (T), ormbär (T), spillkråka (T, §4) och tofsmes (T, §4).</w:t>
       </w:r>
     </w:p>
     <w:p>
@@ -1639,7 +1670,7 @@
     <w:r>
       <w:tab/>
       <w:tab/>
-      <w:t>2026-09-19</w:t>
+      <w:t>2026-09-21</w:t>
       <w:br/>
       <w:br/>
     </w:r>

--- a/tillsyn/A 26552-2026 tillsynsbegäran.docx
+++ b/tillsyn/A 26552-2026 tillsynsbegäran.docx
@@ -1670,7 +1670,7 @@
     <w:r>
       <w:tab/>
       <w:tab/>
-      <w:t>2026-09-21</w:t>
+      <w:t>2026-09-23</w:t>
       <w:br/>
       <w:br/>
     </w:r>

--- a/tillsyn/A 26552-2026 tillsynsbegäran.docx
+++ b/tillsyn/A 26552-2026 tillsynsbegäran.docx
@@ -1670,7 +1670,7 @@
     <w:r>
       <w:tab/>
       <w:tab/>
-      <w:t>2026-09-23</w:t>
+      <w:t>2026-09-24</w:t>
       <w:br/>
       <w:br/>
     </w:r>

--- a/tillsyn/A 26552-2026 tillsynsbegäran.docx
+++ b/tillsyn/A 26552-2026 tillsynsbegäran.docx
@@ -1670,7 +1670,7 @@
     <w:r>
       <w:tab/>
       <w:tab/>
-      <w:t>2026-09-24</w:t>
+      <w:t>2026-09-25</w:t>
       <w:br/>
       <w:br/>
     </w:r>

--- a/tillsyn/A 26552-2026 tillsynsbegäran.docx
+++ b/tillsyn/A 26552-2026 tillsynsbegäran.docx
@@ -1670,7 +1670,7 @@
     <w:r>
       <w:tab/>
       <w:tab/>
-      <w:t>2026-09-25</w:t>
+      <w:t>2026-09-26</w:t>
       <w:br/>
       <w:br/>
     </w:r>

--- a/tillsyn/A 26552-2026 tillsynsbegäran.docx
+++ b/tillsyn/A 26552-2026 tillsynsbegäran.docx
@@ -1670,7 +1670,7 @@
     <w:r>
       <w:tab/>
       <w:tab/>
-      <w:t>2026-09-26</w:t>
+      <w:t>2026-09-27</w:t>
       <w:br/>
       <w:br/>
     </w:r>

--- a/tillsyn/A 26552-2026 tillsynsbegäran.docx
+++ b/tillsyn/A 26552-2026 tillsynsbegäran.docx
@@ -1670,7 +1670,7 @@
     <w:r>
       <w:tab/>
       <w:tab/>
-      <w:t>2026-09-27</w:t>
+      <w:t>2026-09-28</w:t>
       <w:br/>
       <w:br/>
     </w:r>

--- a/tillsyn/A 26552-2026 tillsynsbegäran.docx
+++ b/tillsyn/A 26552-2026 tillsynsbegäran.docx
@@ -1670,7 +1670,7 @@
     <w:r>
       <w:tab/>
       <w:tab/>
-      <w:t>2026-09-28</w:t>
+      <w:t>2026-09-29</w:t>
       <w:br/>
       <w:br/>
     </w:r>

--- a/tillsyn/A 26552-2026 tillsynsbegäran.docx
+++ b/tillsyn/A 26552-2026 tillsynsbegäran.docx
@@ -1670,7 +1670,7 @@
     <w:r>
       <w:tab/>
       <w:tab/>
-      <w:t>2026-09-29</w:t>
+      <w:t>2026-09-30</w:t>
       <w:br/>
       <w:br/>
     </w:r>

--- a/tillsyn/A 26552-2026 tillsynsbegäran.docx
+++ b/tillsyn/A 26552-2026 tillsynsbegäran.docx
@@ -1670,7 +1670,7 @@
     <w:r>
       <w:tab/>
       <w:tab/>
-      <w:t>2026-09-30</w:t>
+      <w:t>2026-10-01</w:t>
       <w:br/>
       <w:br/>
     </w:r>

--- a/tillsyn/A 26552-2026 tillsynsbegäran.docx
+++ b/tillsyn/A 26552-2026 tillsynsbegäran.docx
@@ -1670,7 +1670,7 @@
     <w:r>
       <w:tab/>
       <w:tab/>
-      <w:t>2026-10-01</w:t>
+      <w:t>2026-10-02</w:t>
       <w:br/>
       <w:br/>
     </w:r>

--- a/tillsyn/A 26552-2026 tillsynsbegäran.docx
+++ b/tillsyn/A 26552-2026 tillsynsbegäran.docx
@@ -1670,7 +1670,7 @@
     <w:r>
       <w:tab/>
       <w:tab/>
-      <w:t>2026-10-02</w:t>
+      <w:t>2026-10-03</w:t>
       <w:br/>
       <w:br/>
     </w:r>

--- a/tillsyn/A 26552-2026 tillsynsbegäran.docx
+++ b/tillsyn/A 26552-2026 tillsynsbegäran.docx
@@ -1670,7 +1670,7 @@
     <w:r>
       <w:tab/>
       <w:tab/>
-      <w:t>2026-10-03</w:t>
+      <w:t>2026-10-04</w:t>
       <w:br/>
       <w:br/>
     </w:r>

--- a/tillsyn/A 26552-2026 tillsynsbegäran.docx
+++ b/tillsyn/A 26552-2026 tillsynsbegäran.docx
@@ -1670,7 +1670,7 @@
     <w:r>
       <w:tab/>
       <w:tab/>
-      <w:t>2026-10-04</w:t>
+      <w:t>2026-10-05</w:t>
       <w:br/>
       <w:br/>
     </w:r>

--- a/tillsyn/A 26552-2026 tillsynsbegäran.docx
+++ b/tillsyn/A 26552-2026 tillsynsbegäran.docx
@@ -1670,7 +1670,7 @@
     <w:r>
       <w:tab/>
       <w:tab/>
-      <w:t>2026-10-05</w:t>
+      <w:t>2026-10-06</w:t>
       <w:br/>
       <w:br/>
     </w:r>

--- a/tillsyn/A 26552-2026 tillsynsbegäran.docx
+++ b/tillsyn/A 26552-2026 tillsynsbegäran.docx
@@ -1670,7 +1670,7 @@
     <w:r>
       <w:tab/>
       <w:tab/>
-      <w:t>2026-10-06</w:t>
+      <w:t>2026-10-07</w:t>
       <w:br/>
       <w:br/>
     </w:r>

--- a/tillsyn/A 26552-2026 tillsynsbegäran.docx
+++ b/tillsyn/A 26552-2026 tillsynsbegäran.docx
@@ -1670,7 +1670,7 @@
     <w:r>
       <w:tab/>
       <w:tab/>
-      <w:t>2026-10-07</w:t>
+      <w:t>2026-10-08</w:t>
       <w:br/>
       <w:br/>
     </w:r>

--- a/tillsyn/A 26552-2026 tillsynsbegäran.docx
+++ b/tillsyn/A 26552-2026 tillsynsbegäran.docx
@@ -1670,7 +1670,7 @@
     <w:r>
       <w:tab/>
       <w:tab/>
-      <w:t>2026-10-08</w:t>
+      <w:t>2026-10-09</w:t>
       <w:br/>
       <w:br/>
     </w:r>

--- a/tillsyn/A 26552-2026 tillsynsbegäran.docx
+++ b/tillsyn/A 26552-2026 tillsynsbegäran.docx
@@ -1670,7 +1670,7 @@
     <w:r>
       <w:tab/>
       <w:tab/>
-      <w:t>2026-10-09</w:t>
+      <w:t>2026-10-10</w:t>
       <w:br/>
       <w:br/>
     </w:r>

--- a/tillsyn/A 26552-2026 tillsynsbegäran.docx
+++ b/tillsyn/A 26552-2026 tillsynsbegäran.docx
@@ -1670,7 +1670,7 @@
     <w:r>
       <w:tab/>
       <w:tab/>
-      <w:t>2026-10-10</w:t>
+      <w:t>2026-10-11</w:t>
       <w:br/>
       <w:br/>
     </w:r>

--- a/tillsyn/A 26552-2026 tillsynsbegäran.docx
+++ b/tillsyn/A 26552-2026 tillsynsbegäran.docx
@@ -1670,7 +1670,7 @@
     <w:r>
       <w:tab/>
       <w:tab/>
-      <w:t>2026-10-11</w:t>
+      <w:t>2026-10-12</w:t>
       <w:br/>
       <w:br/>
     </w:r>

--- a/tillsyn/A 26552-2026 tillsynsbegäran.docx
+++ b/tillsyn/A 26552-2026 tillsynsbegäran.docx
@@ -1670,7 +1670,7 @@
     <w:r>
       <w:tab/>
       <w:tab/>
-      <w:t>2026-10-12</w:t>
+      <w:t>2026-10-13</w:t>
       <w:br/>
       <w:br/>
     </w:r>

--- a/tillsyn/A 26552-2026 tillsynsbegäran.docx
+++ b/tillsyn/A 26552-2026 tillsynsbegäran.docx
@@ -1670,7 +1670,7 @@
     <w:r>
       <w:tab/>
       <w:tab/>
-      <w:t>2026-10-13</w:t>
+      <w:t>2026-10-14</w:t>
       <w:br/>
       <w:br/>
     </w:r>

--- a/tillsyn/A 26552-2026 tillsynsbegäran.docx
+++ b/tillsyn/A 26552-2026 tillsynsbegäran.docx
@@ -1670,7 +1670,7 @@
     <w:r>
       <w:tab/>
       <w:tab/>
-      <w:t>2026-10-14</w:t>
+      <w:t>2026-10-16</w:t>
       <w:br/>
       <w:br/>
     </w:r>

--- a/tillsyn/A 26552-2026 tillsynsbegäran.docx
+++ b/tillsyn/A 26552-2026 tillsynsbegäran.docx
@@ -1670,7 +1670,7 @@
     <w:r>
       <w:tab/>
       <w:tab/>
-      <w:t>2026-10-16</w:t>
+      <w:t>2026-10-17</w:t>
       <w:br/>
       <w:br/>
     </w:r>

--- a/tillsyn/A 26552-2026 tillsynsbegäran.docx
+++ b/tillsyn/A 26552-2026 tillsynsbegäran.docx
@@ -1670,7 +1670,7 @@
     <w:r>
       <w:tab/>
       <w:tab/>
-      <w:t>2026-10-17</w:t>
+      <w:t>2026-10-18</w:t>
       <w:br/>
       <w:br/>
     </w:r>

--- a/tillsyn/A 26552-2026 tillsynsbegäran.docx
+++ b/tillsyn/A 26552-2026 tillsynsbegäran.docx
@@ -1670,7 +1670,7 @@
     <w:r>
       <w:tab/>
       <w:tab/>
-      <w:t>2026-10-18</w:t>
+      <w:t>2026-10-19</w:t>
       <w:br/>
       <w:br/>
     </w:r>

--- a/tillsyn/A 26552-2026 tillsynsbegäran.docx
+++ b/tillsyn/A 26552-2026 tillsynsbegäran.docx
@@ -1670,7 +1670,7 @@
     <w:r>
       <w:tab/>
       <w:tab/>
-      <w:t>2026-10-19</w:t>
+      <w:t>2026-10-20</w:t>
       <w:br/>
       <w:br/>
     </w:r>

--- a/tillsyn/A 26552-2026 tillsynsbegäran.docx
+++ b/tillsyn/A 26552-2026 tillsynsbegäran.docx
@@ -1670,7 +1670,7 @@
     <w:r>
       <w:tab/>
       <w:tab/>
-      <w:t>2026-10-20</w:t>
+      <w:t>2026-10-21</w:t>
       <w:br/>
       <w:br/>
     </w:r>

--- a/tillsyn/A 26552-2026 tillsynsbegäran.docx
+++ b/tillsyn/A 26552-2026 tillsynsbegäran.docx
@@ -1670,7 +1670,7 @@
     <w:r>
       <w:tab/>
       <w:tab/>
-      <w:t>2026-10-21</w:t>
+      <w:t>2026-10-22</w:t>
       <w:br/>
       <w:br/>
     </w:r>

--- a/tillsyn/A 26552-2026 tillsynsbegäran.docx
+++ b/tillsyn/A 26552-2026 tillsynsbegäran.docx
@@ -1670,7 +1670,7 @@
     <w:r>
       <w:tab/>
       <w:tab/>
-      <w:t>2026-10-22</w:t>
+      <w:t>2026-10-23</w:t>
       <w:br/>
       <w:br/>
     </w:r>

--- a/tillsyn/A 26552-2026 tillsynsbegäran.docx
+++ b/tillsyn/A 26552-2026 tillsynsbegäran.docx
@@ -1670,7 +1670,7 @@
     <w:r>
       <w:tab/>
       <w:tab/>
-      <w:t>2026-10-23</w:t>
+      <w:t>2026-10-24</w:t>
       <w:br/>
       <w:br/>
     </w:r>

--- a/tillsyn/A 26552-2026 tillsynsbegäran.docx
+++ b/tillsyn/A 26552-2026 tillsynsbegäran.docx
@@ -1670,7 +1670,7 @@
     <w:r>
       <w:tab/>
       <w:tab/>
-      <w:t>2026-10-24</w:t>
+      <w:t>2026-10-25</w:t>
       <w:br/>
       <w:br/>
     </w:r>

--- a/tillsyn/A 26552-2026 tillsynsbegäran.docx
+++ b/tillsyn/A 26552-2026 tillsynsbegäran.docx
@@ -1670,7 +1670,7 @@
     <w:r>
       <w:tab/>
       <w:tab/>
-      <w:t>2026-10-25</w:t>
+      <w:t>2026-10-26</w:t>
       <w:br/>
       <w:br/>
     </w:r>

--- a/tillsyn/A 26552-2026 tillsynsbegäran.docx
+++ b/tillsyn/A 26552-2026 tillsynsbegäran.docx
@@ -1670,7 +1670,7 @@
     <w:r>
       <w:tab/>
       <w:tab/>
-      <w:t>2026-10-26</w:t>
+      <w:t>2026-10-27</w:t>
       <w:br/>
       <w:br/>
     </w:r>

--- a/tillsyn/A 26552-2026 tillsynsbegäran.docx
+++ b/tillsyn/A 26552-2026 tillsynsbegäran.docx
@@ -1670,7 +1670,7 @@
     <w:r>
       <w:tab/>
       <w:tab/>
-      <w:t>2026-10-27</w:t>
+      <w:t>2026-10-28</w:t>
       <w:br/>
       <w:br/>
     </w:r>

--- a/tillsyn/A 26552-2026 tillsynsbegäran.docx
+++ b/tillsyn/A 26552-2026 tillsynsbegäran.docx
@@ -1670,7 +1670,7 @@
     <w:r>
       <w:tab/>
       <w:tab/>
-      <w:t>2026-10-28</w:t>
+      <w:t>2026-10-29</w:t>
       <w:br/>
       <w:br/>
     </w:r>

--- a/tillsyn/A 26552-2026 tillsynsbegäran.docx
+++ b/tillsyn/A 26552-2026 tillsynsbegäran.docx
@@ -1670,7 +1670,7 @@
     <w:r>
       <w:tab/>
       <w:tab/>
-      <w:t>2026-10-29</w:t>
+      <w:t>2026-10-31</w:t>
       <w:br/>
       <w:br/>
     </w:r>
